--- a/docs/template_spec_proh.docx
+++ b/docs/template_spec_proh.docx
@@ -876,6 +876,8 @@
         <w:ind w:left="0" w:right="0" w:firstLine="0"/>
         <w:rPr>
           <w:rFonts w:ascii="Aptos Light" w:hAnsi="Aptos Light" w:cstheme="minorHAnsi"/>
+          <w:b/>
+          <w:sz w:val="24"/>
           <w:lang w:val="ru-RU"/>
         </w:rPr>
       </w:pPr>
@@ -897,69 +899,12 @@
         </w:rPr>
         <w:t>Исполнитель</w:t>
       </w:r>
-      <w:r>
-        <w:rPr>
-          <w:rFonts w:ascii="Aptos Light" w:hAnsi="Aptos Light" w:cstheme="minorHAnsi"/>
-          <w:sz w:val="24"/>
-          <w:lang w:val="ru-RU"/>
-        </w:rPr>
-        <w:tab/>
-      </w:r>
-      <w:r>
-        <w:rPr>
-          <w:rFonts w:ascii="Aptos Light" w:hAnsi="Aptos Light" w:cstheme="minorHAnsi"/>
-          <w:b/>
-          <w:sz w:val="24"/>
-          <w:lang w:val="ru-RU"/>
-        </w:rPr>
-        <w:t xml:space="preserve">    </w:t>
-      </w:r>
-      <w:r>
-        <w:rPr>
-          <w:rFonts w:ascii="Aptos Light" w:hAnsi="Aptos Light" w:cstheme="minorHAnsi"/>
-          <w:sz w:val="24"/>
-          <w:lang w:val="ru-RU"/>
-        </w:rPr>
-        <w:t xml:space="preserve">                                                   </w:t>
-      </w:r>
-      <w:r>
-        <w:rPr>
-          <w:rFonts w:ascii="Aptos Light" w:hAnsi="Aptos Light" w:cstheme="minorHAnsi"/>
-          <w:b/>
-          <w:sz w:val="24"/>
-          <w:lang w:val="ru-RU"/>
-        </w:rPr>
-        <w:t>Заказчик</w:t>
-      </w:r>
-      <w:r>
-        <w:rPr>
-          <w:rFonts w:ascii="Aptos Light" w:hAnsi="Aptos Light" w:cstheme="minorHAnsi"/>
-          <w:b/>
-          <w:sz w:val="24"/>
-          <w:lang w:val="ru-RU"/>
-        </w:rPr>
-        <w:t xml:space="preserve"> </w:t>
-      </w:r>
-      <w:r>
-        <w:rPr>
-          <w:rFonts w:ascii="Aptos Light" w:hAnsi="Aptos Light" w:cstheme="minorHAnsi"/>
-          <w:sz w:val="24"/>
-          <w:lang w:val="ru-RU"/>
-        </w:rPr>
-        <w:t xml:space="preserve">       </w:t>
-      </w:r>
-      <w:r>
-        <w:rPr>
-          <w:rFonts w:ascii="Aptos Light" w:hAnsi="Aptos Light" w:cstheme="minorHAnsi"/>
-          <w:b/>
-          <w:sz w:val="24"/>
-          <w:lang w:val="ru-RU"/>
-        </w:rPr>
-        <w:t xml:space="preserve"> </w:t>
-      </w:r>
-    </w:p>
-    <w:p>
-      <w:pPr>
+    </w:p>
+    <w:p>
+      <w:pPr>
+        <w:tabs>
+          <w:tab w:val="center" w:pos="4467"/>
+        </w:tabs>
         <w:spacing w:line="259" w:lineRule="auto"/>
         <w:ind w:left="0" w:right="0" w:firstLine="0"/>
         <w:rPr>
@@ -970,6 +915,145 @@
       <w:r>
         <w:rPr>
           <w:rFonts w:ascii="Aptos Light" w:hAnsi="Aptos Light" w:cstheme="minorHAnsi"/>
+          <w:noProof/>
+          <w:sz w:val="24"/>
+          <w:lang w:val="ru-RU"/>
+        </w:rPr>
+        <w:drawing>
+          <wp:anchor distT="0" distB="0" distL="114300" distR="114300" simplePos="0" relativeHeight="251658240" behindDoc="0" locked="0" layoutInCell="1" allowOverlap="1" wp14:anchorId="72FC8EE7" wp14:editId="71FEAA24">
+            <wp:simplePos x="0" y="0"/>
+            <wp:positionH relativeFrom="column">
+              <wp:posOffset>135890</wp:posOffset>
+            </wp:positionH>
+            <wp:positionV relativeFrom="paragraph">
+              <wp:posOffset>119380</wp:posOffset>
+            </wp:positionV>
+            <wp:extent cx="609600" cy="698500"/>
+            <wp:effectExtent l="0" t="0" r="0" b="6350"/>
+            <wp:wrapNone/>
+            <wp:docPr id="492744555" name="Рисунок 1"/>
+            <wp:cNvGraphicFramePr>
+              <a:graphicFrameLocks xmlns:a="http://schemas.openxmlformats.org/drawingml/2006/main" noChangeAspect="1"/>
+            </wp:cNvGraphicFramePr>
+            <a:graphic xmlns:a="http://schemas.openxmlformats.org/drawingml/2006/main">
+              <a:graphicData uri="http://schemas.openxmlformats.org/drawingml/2006/picture">
+                <pic:pic xmlns:pic="http://schemas.openxmlformats.org/drawingml/2006/picture">
+                  <pic:nvPicPr>
+                    <pic:cNvPr id="0" name="Picture 1"/>
+                    <pic:cNvPicPr>
+                      <a:picLocks noChangeAspect="1" noChangeArrowheads="1"/>
+                    </pic:cNvPicPr>
+                  </pic:nvPicPr>
+                  <pic:blipFill rotWithShape="1">
+                    <a:blip r:embed="rId5" cstate="print">
+                      <a:extLst>
+                        <a:ext uri="{28A0092B-C50C-407E-A947-70E740481C1C}">
+                          <a14:useLocalDpi xmlns:a14="http://schemas.microsoft.com/office/drawing/2010/main" val="0"/>
+                        </a:ext>
+                      </a:extLst>
+                    </a:blip>
+                    <a:srcRect l="10552" t="14935" r="11526" b="13636"/>
+                    <a:stretch>
+                      <a:fillRect/>
+                    </a:stretch>
+                  </pic:blipFill>
+                  <pic:spPr bwMode="auto">
+                    <a:xfrm>
+                      <a:off x="0" y="0"/>
+                      <a:ext cx="609600" cy="698500"/>
+                    </a:xfrm>
+                    <a:prstGeom prst="rect">
+                      <a:avLst/>
+                    </a:prstGeom>
+                    <a:noFill/>
+                    <a:ln>
+                      <a:noFill/>
+                    </a:ln>
+                    <a:extLst>
+                      <a:ext uri="{53640926-AAD7-44D8-BBD7-CCE9431645EC}">
+                        <a14:shadowObscured xmlns:a14="http://schemas.microsoft.com/office/drawing/2010/main"/>
+                      </a:ext>
+                    </a:extLst>
+                  </pic:spPr>
+                </pic:pic>
+              </a:graphicData>
+            </a:graphic>
+          </wp:anchor>
+        </w:drawing>
+      </w:r>
+      <w:r>
+        <w:rPr>
+          <w:rFonts w:ascii="Aptos Light" w:hAnsi="Aptos Light" w:cstheme="minorHAnsi"/>
+          <w:sz w:val="24"/>
+          <w:lang w:val="ru-RU"/>
+        </w:rPr>
+        <w:tab/>
+      </w:r>
+      <w:r>
+        <w:rPr>
+          <w:rFonts w:ascii="Aptos Light" w:hAnsi="Aptos Light" w:cstheme="minorHAnsi"/>
+          <w:b/>
+          <w:sz w:val="24"/>
+          <w:lang w:val="ru-RU"/>
+        </w:rPr>
+        <w:t xml:space="preserve">    </w:t>
+      </w:r>
+      <w:r>
+        <w:rPr>
+          <w:rFonts w:ascii="Aptos Light" w:hAnsi="Aptos Light" w:cstheme="minorHAnsi"/>
+          <w:sz w:val="24"/>
+          <w:lang w:val="ru-RU"/>
+        </w:rPr>
+        <w:t xml:space="preserve">                                                   </w:t>
+      </w:r>
+      <w:r>
+        <w:rPr>
+          <w:rFonts w:ascii="Aptos Light" w:hAnsi="Aptos Light" w:cstheme="minorHAnsi"/>
+          <w:b/>
+          <w:sz w:val="24"/>
+          <w:lang w:val="ru-RU"/>
+        </w:rPr>
+        <w:t>Заказчик</w:t>
+      </w:r>
+      <w:r>
+        <w:rPr>
+          <w:rFonts w:ascii="Aptos Light" w:hAnsi="Aptos Light" w:cstheme="minorHAnsi"/>
+          <w:b/>
+          <w:sz w:val="24"/>
+          <w:lang w:val="ru-RU"/>
+        </w:rPr>
+        <w:t xml:space="preserve"> </w:t>
+      </w:r>
+      <w:r>
+        <w:rPr>
+          <w:rFonts w:ascii="Aptos Light" w:hAnsi="Aptos Light" w:cstheme="minorHAnsi"/>
+          <w:sz w:val="24"/>
+          <w:lang w:val="ru-RU"/>
+        </w:rPr>
+        <w:t xml:space="preserve">       </w:t>
+      </w:r>
+      <w:r>
+        <w:rPr>
+          <w:rFonts w:ascii="Aptos Light" w:hAnsi="Aptos Light" w:cstheme="minorHAnsi"/>
+          <w:b/>
+          <w:sz w:val="24"/>
+          <w:lang w:val="ru-RU"/>
+        </w:rPr>
+        <w:t xml:space="preserve"> </w:t>
+      </w:r>
+    </w:p>
+    <w:p>
+      <w:pPr>
+        <w:spacing w:line="259" w:lineRule="auto"/>
+        <w:ind w:left="0" w:right="0" w:firstLine="0"/>
+        <w:rPr>
+          <w:rFonts w:ascii="Aptos Light" w:hAnsi="Aptos Light" w:cstheme="minorHAnsi"/>
+          <w:lang w:val="ru-RU"/>
+        </w:rPr>
+      </w:pPr>
+      <w:r>
+        <w:rPr>
+          <w:rFonts w:ascii="Aptos Light" w:hAnsi="Aptos Light" w:cstheme="minorHAnsi"/>
           <w:sz w:val="24"/>
           <w:lang w:val="ru-RU"/>
         </w:rPr>
@@ -1015,6 +1099,22 @@
           <w:lang w:val="ru-RU"/>
         </w:rPr>
         <w:tab/>
+      </w:r>
+    </w:p>
+    <w:p>
+      <w:pPr>
+        <w:spacing w:after="6" w:line="259" w:lineRule="auto"/>
+        <w:ind w:left="0" w:right="0" w:firstLine="0"/>
+        <w:rPr>
+          <w:rFonts w:ascii="Aptos Light" w:hAnsi="Aptos Light" w:cstheme="minorHAnsi"/>
+          <w:lang w:val="ru-RU"/>
+        </w:rPr>
+      </w:pPr>
+      <w:r>
+        <w:rPr>
+          <w:rFonts w:ascii="Aptos Light" w:hAnsi="Aptos Light" w:cstheme="minorHAnsi"/>
+          <w:lang w:val="ru-RU"/>
+        </w:rPr>
         <w:t xml:space="preserve"> </w:t>
       </w:r>
       <w:r>
@@ -1759,6 +1859,7 @@
   <w:style w:type="character" w:default="1" w:styleId="a0">
     <w:name w:val="Default Paragraph Font"/>
     <w:uiPriority w:val="1"/>
+    <w:semiHidden/>
     <w:unhideWhenUsed/>
   </w:style>
   <w:style w:type="table" w:default="1" w:styleId="a1">

--- a/docs/template_spec_proh.docx
+++ b/docs/template_spec_proh.docx
@@ -856,11 +856,7 @@
     </w:p>
     <w:p>
       <w:pPr>
-        <w:numPr>
-          <w:ilvl w:val="0"/>
-          <w:numId w:val="1"/>
-        </w:numPr>
-        <w:ind w:left="284" w:right="0" w:hanging="426"/>
+        <w:ind w:left="284" w:right="0" w:firstLine="0"/>
         <w:rPr>
           <w:rFonts w:ascii="Aptos Light" w:hAnsi="Aptos Light" w:cstheme="minorHAnsi"/>
           <w:lang w:val="ru-RU"/>

--- a/docs/template_spec_proh.docx
+++ b/docs/template_spec_proh.docx
@@ -565,105 +565,12 @@
         </w:rPr>
       </w:pPr>
     </w:p>
-    <w:tbl>
-      <w:tblPr>
-        <w:tblStyle w:val="a3"/>
-        <w:tblW w:w="10985" w:type="dxa"/>
-        <w:tblInd w:w="0" w:type="dxa"/>
-        <w:tblLook w:val="04A0" w:firstRow="1" w:lastRow="0" w:firstColumn="1" w:lastColumn="0" w:noHBand="0" w:noVBand="1"/>
-      </w:tblPr>
-      <w:tblGrid>
-        <w:gridCol w:w="5095"/>
-        <w:gridCol w:w="5890"/>
-      </w:tblGrid>
-      <w:tr>
-        <w:trPr>
-          <w:trHeight w:val="3088"/>
-        </w:trPr>
-        <w:tc>
-          <w:tcPr>
-            <w:tcW w:w="5095" w:type="dxa"/>
-          </w:tcPr>
-          <w:p>
-            <w:pPr>
-              <w:ind w:left="0" w:hanging="284"/>
-              <w:rPr>
-                <w:rFonts w:ascii="Aptos" w:hAnsi="Aptos"/>
-                <w:lang w:val="en-GB"/>
-              </w:rPr>
-            </w:pPr>
-          </w:p>
-          <w:p>
-            <w:pPr>
-              <w:ind w:left="0" w:hanging="284"/>
-              <w:rPr>
-                <w:rFonts w:ascii="Aptos" w:hAnsi="Aptos"/>
-                <w:lang w:val="en-GB"/>
-              </w:rPr>
-            </w:pPr>
-          </w:p>
-        </w:tc>
-        <w:tc>
-          <w:tcPr>
-            <w:tcW w:w="5890" w:type="dxa"/>
-          </w:tcPr>
-          <w:p>
-            <w:pPr>
-              <w:ind w:left="0" w:hanging="705"/>
-              <w:rPr>
-                <w:rFonts w:ascii="Aptos" w:hAnsi="Aptos"/>
-                <w:lang w:val="en-US"/>
-              </w:rPr>
-            </w:pPr>
-          </w:p>
-        </w:tc>
-      </w:tr>
-    </w:tbl>
     <w:p>
       <w:pPr>
-        <w:tabs>
-          <w:tab w:val="center" w:pos="447"/>
-          <w:tab w:val="center" w:pos="4144"/>
-        </w:tabs>
-        <w:spacing w:after="43" w:line="259" w:lineRule="auto"/>
-        <w:ind w:left="0" w:firstLine="0"/>
-        <w:jc w:val="center"/>
-        <w:rPr>
-          <w:rFonts w:ascii="Aptos Light" w:hAnsi="Aptos Light" w:cstheme="minorHAnsi"/>
-          <w:noProof/>
-          <w:color w:val="1A1A1A"/>
-        </w:rPr>
-      </w:pPr>
-    </w:p>
-    <w:p>
-      <w:pPr>
-        <w:tabs>
-          <w:tab w:val="center" w:pos="447"/>
-          <w:tab w:val="center" w:pos="4144"/>
-        </w:tabs>
-        <w:spacing w:after="43" w:line="259" w:lineRule="auto"/>
-        <w:ind w:left="0" w:firstLine="0"/>
-        <w:jc w:val="center"/>
-        <w:rPr>
-          <w:rFonts w:ascii="Aptos Light" w:hAnsi="Aptos Light" w:cstheme="minorHAnsi"/>
-          <w:noProof/>
-          <w:color w:val="1A1A1A"/>
-        </w:rPr>
-      </w:pPr>
-    </w:p>
-    <w:p>
-      <w:pPr>
-        <w:tabs>
-          <w:tab w:val="center" w:pos="447"/>
-          <w:tab w:val="center" w:pos="4144"/>
-        </w:tabs>
-        <w:spacing w:after="43" w:line="259" w:lineRule="auto"/>
-        <w:ind w:left="0" w:firstLine="0"/>
-        <w:jc w:val="center"/>
-        <w:rPr>
-          <w:rFonts w:ascii="Aptos Light" w:hAnsi="Aptos Light" w:cstheme="minorHAnsi"/>
-          <w:noProof/>
-          <w:color w:val="1A1A1A"/>
+        <w:rPr>
+          <w:rFonts w:ascii="Aptos" w:hAnsi="Aptos"/>
+          <w:sz w:val="22"/>
+          <w:lang w:val="en-GB"/>
         </w:rPr>
       </w:pPr>
     </w:p>

--- a/docs/template_spec_proh.docx
+++ b/docs/template_spec_proh.docx
@@ -82,7 +82,6 @@
         </w:rPr>
         <w:t xml:space="preserve"> № </w:t>
       </w:r>
-      <w:proofErr w:type="gramStart"/>
       <w:r>
         <w:rPr>
           <w:rFonts w:ascii="Aptos Light" w:hAnsi="Aptos Light"/>
@@ -101,7 +100,6 @@
         </w:rPr>
         <w:t>number</w:t>
       </w:r>
-      <w:proofErr w:type="gramEnd"/>
       <w:r>
         <w:rPr>
           <w:rFonts w:ascii="Aptos Light" w:hAnsi="Aptos Light"/>
@@ -128,7 +126,6 @@
         </w:rPr>
         <w:t xml:space="preserve">от </w:t>
       </w:r>
-      <w:proofErr w:type="gramStart"/>
       <w:r>
         <w:rPr>
           <w:rFonts w:ascii="Aptos Light" w:eastAsia="Arial" w:hAnsi="Aptos Light" w:cs="Arial"/>
@@ -147,7 +144,6 @@
         </w:rPr>
         <w:t>date</w:t>
       </w:r>
-      <w:proofErr w:type="gramEnd"/>
       <w:r>
         <w:rPr>
           <w:rFonts w:ascii="Aptos Light" w:eastAsia="Arial" w:hAnsi="Aptos Light" w:cs="Arial"/>
@@ -157,7 +153,6 @@
         </w:rPr>
         <w:t>_</w:t>
       </w:r>
-      <w:proofErr w:type="gramStart"/>
       <w:r>
         <w:rPr>
           <w:rFonts w:ascii="Aptos Light" w:eastAsia="Arial" w:hAnsi="Aptos Light" w:cs="Arial"/>
@@ -174,17 +169,7 @@
           <w:sz w:val="24"/>
           <w:lang w:val="ru-RU"/>
         </w:rPr>
-        <w:t xml:space="preserve"> }</w:t>
-      </w:r>
-      <w:proofErr w:type="gramEnd"/>
-      <w:r>
-        <w:rPr>
-          <w:rFonts w:ascii="Aptos Light" w:eastAsia="Arial" w:hAnsi="Aptos Light" w:cs="Arial"/>
-          <w:b/>
-          <w:sz w:val="24"/>
-          <w:lang w:val="ru-RU"/>
-        </w:rPr>
-        <w:t>}</w:t>
+        <w:t xml:space="preserve"> }}</w:t>
       </w:r>
       <w:r>
         <w:rPr>
@@ -283,7 +268,6 @@
         </w:rPr>
         <w:t xml:space="preserve">от </w:t>
       </w:r>
-      <w:proofErr w:type="gramStart"/>
       <w:r>
         <w:rPr>
           <w:rFonts w:ascii="Aptos Light" w:eastAsia="Arial" w:hAnsi="Aptos Light" w:cs="Arial"/>
@@ -302,7 +286,6 @@
         </w:rPr>
         <w:t>date</w:t>
       </w:r>
-      <w:proofErr w:type="gramEnd"/>
       <w:r>
         <w:rPr>
           <w:rFonts w:ascii="Aptos Light" w:eastAsia="Arial" w:hAnsi="Aptos Light" w:cs="Arial"/>
@@ -312,7 +295,6 @@
         </w:rPr>
         <w:t>_</w:t>
       </w:r>
-      <w:proofErr w:type="gramStart"/>
       <w:r>
         <w:rPr>
           <w:rFonts w:ascii="Aptos Light" w:eastAsia="Arial" w:hAnsi="Aptos Light" w:cs="Arial"/>
@@ -329,17 +311,7 @@
           <w:sz w:val="24"/>
           <w:lang w:val="ru-RU"/>
         </w:rPr>
-        <w:t xml:space="preserve"> }</w:t>
-      </w:r>
-      <w:proofErr w:type="gramEnd"/>
-      <w:r>
-        <w:rPr>
-          <w:rFonts w:ascii="Aptos Light" w:eastAsia="Arial" w:hAnsi="Aptos Light" w:cs="Arial"/>
-          <w:b/>
-          <w:sz w:val="24"/>
-          <w:lang w:val="ru-RU"/>
-        </w:rPr>
-        <w:t>}</w:t>
+        <w:t xml:space="preserve"> }}</w:t>
       </w:r>
       <w:r>
         <w:rPr>
@@ -471,6 +443,13 @@
         </w:rPr>
         <w:t>{% for item in items %}</w:t>
       </w:r>
+      <w:r>
+        <w:rPr>
+          <w:rFonts w:ascii="Aptos" w:hAnsi="Aptos"/>
+          <w:szCs w:val="20"/>
+        </w:rPr>
+        <w:t>{{ loop.index }}:</w:t>
+      </w:r>
     </w:p>
     <w:p>
       <w:pPr>
@@ -502,23 +481,7 @@
           <w:rFonts w:ascii="Aptos" w:hAnsi="Aptos"/>
           <w:szCs w:val="20"/>
         </w:rPr>
-        <w:t xml:space="preserve">{{ </w:t>
-      </w:r>
-      <w:proofErr w:type="spellStart"/>
-      <w:r>
-        <w:rPr>
-          <w:rFonts w:ascii="Aptos" w:hAnsi="Aptos"/>
-          <w:szCs w:val="20"/>
-        </w:rPr>
-        <w:t>item.desc</w:t>
-      </w:r>
-      <w:proofErr w:type="spellEnd"/>
-      <w:r>
-        <w:rPr>
-          <w:rFonts w:ascii="Aptos" w:hAnsi="Aptos"/>
-          <w:szCs w:val="20"/>
-        </w:rPr>
-        <w:t xml:space="preserve"> }}</w:t>
+        <w:t>{{ item.desc }}</w:t>
       </w:r>
     </w:p>
     <w:p>
@@ -535,25 +498,7 @@
           <w:sz w:val="22"/>
           <w:lang w:val="en-GB"/>
         </w:rPr>
-        <w:t xml:space="preserve">{% </w:t>
-      </w:r>
-      <w:proofErr w:type="spellStart"/>
-      <w:r>
-        <w:rPr>
-          <w:rFonts w:ascii="Aptos" w:hAnsi="Aptos"/>
-          <w:sz w:val="22"/>
-          <w:lang w:val="en-GB"/>
-        </w:rPr>
-        <w:t>endfor</w:t>
-      </w:r>
-      <w:proofErr w:type="spellEnd"/>
-      <w:r>
-        <w:rPr>
-          <w:rFonts w:ascii="Aptos" w:hAnsi="Aptos"/>
-          <w:sz w:val="22"/>
-          <w:lang w:val="en-GB"/>
-        </w:rPr>
-        <w:t xml:space="preserve"> %}</w:t>
+        <w:t>{% endfor %}</w:t>
       </w:r>
     </w:p>
     <w:p>
@@ -593,7 +538,6 @@
         </w:rPr>
         <w:t xml:space="preserve">Общая сумма Услуг составляет </w:t>
       </w:r>
-      <w:proofErr w:type="gramStart"/>
       <w:r>
         <w:rPr>
           <w:rFonts w:ascii="Aptos Light" w:hAnsi="Aptos Light" w:cstheme="minorHAnsi"/>
@@ -608,7 +552,6 @@
         </w:rPr>
         <w:t>total</w:t>
       </w:r>
-      <w:proofErr w:type="gramEnd"/>
       <w:r>
         <w:rPr>
           <w:rFonts w:ascii="Aptos Light" w:hAnsi="Aptos Light" w:cstheme="minorHAnsi"/>
@@ -616,7 +559,6 @@
         </w:rPr>
         <w:t>_</w:t>
       </w:r>
-      <w:proofErr w:type="gramStart"/>
       <w:r>
         <w:rPr>
           <w:rFonts w:ascii="Aptos Light" w:hAnsi="Aptos Light" w:cstheme="minorHAnsi"/>
@@ -629,15 +571,7 @@
           <w:rFonts w:ascii="Aptos Light" w:hAnsi="Aptos Light" w:cstheme="minorHAnsi"/>
           <w:lang w:val="ru-RU"/>
         </w:rPr>
-        <w:t xml:space="preserve"> }</w:t>
-      </w:r>
-      <w:proofErr w:type="gramEnd"/>
-      <w:r>
-        <w:rPr>
-          <w:rFonts w:ascii="Aptos Light" w:hAnsi="Aptos Light" w:cstheme="minorHAnsi"/>
-          <w:lang w:val="ru-RU"/>
-        </w:rPr>
-        <w:t>}</w:t>
+        <w:t xml:space="preserve"> }}</w:t>
       </w:r>
     </w:p>
     <w:p>
@@ -659,7 +593,6 @@
         </w:rPr>
         <w:t xml:space="preserve">Срок поставки </w:t>
       </w:r>
-      <w:proofErr w:type="gramStart"/>
       <w:r>
         <w:rPr>
           <w:rFonts w:ascii="Aptos Light" w:hAnsi="Aptos Light"/>
@@ -676,7 +609,6 @@
         </w:rPr>
         <w:t>production</w:t>
       </w:r>
-      <w:proofErr w:type="gramEnd"/>
       <w:r>
         <w:rPr>
           <w:rFonts w:ascii="Aptos Light" w:hAnsi="Aptos Light"/>
@@ -685,7 +617,6 @@
         </w:rPr>
         <w:t>_</w:t>
       </w:r>
-      <w:proofErr w:type="gramStart"/>
       <w:r>
         <w:rPr>
           <w:rFonts w:ascii="Aptos Light" w:hAnsi="Aptos Light"/>
@@ -700,16 +631,7 @@
           <w:szCs w:val="20"/>
           <w:lang w:val="ru-RU"/>
         </w:rPr>
-        <w:t xml:space="preserve"> }</w:t>
-      </w:r>
-      <w:proofErr w:type="gramEnd"/>
-      <w:r>
-        <w:rPr>
-          <w:rFonts w:ascii="Aptos Light" w:hAnsi="Aptos Light"/>
-          <w:szCs w:val="20"/>
-          <w:lang w:val="ru-RU"/>
-        </w:rPr>
-        <w:t>}</w:t>
+        <w:t xml:space="preserve"> }}</w:t>
       </w:r>
       <w:r>
         <w:rPr>
